--- a/4. RESULTADOS/04_decision_medida/T01_celda_limpia.docx
+++ b/4. RESULTADOS/04_decision_medida/T01_celda_limpia.docx
@@ -35,7 +35,7 @@
         <w:tblLook w:firstRow="1" w:lastRow="0" w:firstColumn="0" w:lastColumn="0" w:noHBand="0" w:noVBand="1"/>
       </w:tblPr>
       <w:tblGrid>
-        <w:gridCol w:w="1585"/>
+        <w:gridCol w:w="2587"/>
         <w:gridCol w:w="1426"/>
         <w:gridCol w:w="2025"/>
         <w:gridCol w:w="2147"/>
@@ -489,7 +489,7 @@
                 <w:szCs w:val="22"/>
                 <w:color w:val="000000"/>
               </w:rPr>
-              <w:t xml:space="preserve">Bite</w:t>
+              <w:t xml:space="preserve">Kaitz de obreros</w:t>
             </w:r>
           </w:p>
         </w:tc>
@@ -544,7 +544,7 @@
                 <w:szCs w:val="22"/>
                 <w:color w:val="000000"/>
               </w:rPr>
-              <w:t xml:space="preserve">1.145</w:t>
+              <w:t xml:space="preserve">0.825</w:t>
             </w:r>
           </w:p>
         </w:tc>
@@ -599,7 +599,7 @@
                 <w:szCs w:val="22"/>
                 <w:color w:val="000000"/>
               </w:rPr>
-              <w:t xml:space="preserve">0.294</w:t>
+              <w:t xml:space="preserve">0.115</w:t>
             </w:r>
           </w:p>
         </w:tc>
@@ -654,7 +654,7 @@
                 <w:szCs w:val="22"/>
                 <w:color w:val="000000"/>
               </w:rPr>
-              <w:t xml:space="preserve">1.997</w:t>
+              <w:t xml:space="preserve">1.535</w:t>
             </w:r>
           </w:p>
         </w:tc>
@@ -709,7 +709,7 @@
                 <w:szCs w:val="22"/>
                 <w:color w:val="000000"/>
               </w:rPr>
-              <w:t xml:space="preserve">0.008</w:t>
+              <w:t xml:space="preserve">0.023</w:t>
             </w:r>
           </w:p>
         </w:tc>
@@ -764,7 +764,7 @@
                 <w:szCs w:val="22"/>
                 <w:color w:val="000000"/>
               </w:rPr>
-              <w:t xml:space="preserve">***</w:t>
+              <w:t xml:space="preserve">**</w:t>
             </w:r>
           </w:p>
         </w:tc>
@@ -819,7 +819,7 @@
                 <w:szCs w:val="22"/>
                 <w:color w:val="000000"/>
               </w:rPr>
-              <w:t xml:space="preserve">3,880</w:t>
+              <w:t xml:space="preserve">4,930</w:t>
             </w:r>
           </w:p>
         </w:tc>
@@ -879,7 +879,7 @@
                 <w:szCs w:val="22"/>
                 <w:color w:val="000000"/>
               </w:rPr>
-              <w:t xml:space="preserve">Golpe costo</w:t>
+              <w:t xml:space="preserve">Golpe A</w:t>
             </w:r>
           </w:p>
         </w:tc>
@@ -934,7 +934,7 @@
                 <w:szCs w:val="22"/>
                 <w:color w:val="000000"/>
               </w:rPr>
-              <w:t xml:space="preserve">1.017</w:t>
+              <w:t xml:space="preserve">0.495</w:t>
             </w:r>
           </w:p>
         </w:tc>
@@ -989,7 +989,7 @@
                 <w:szCs w:val="22"/>
                 <w:color w:val="000000"/>
               </w:rPr>
-              <w:t xml:space="preserve">0.100</w:t>
+              <w:t xml:space="preserve">-0.210</w:t>
             </w:r>
           </w:p>
         </w:tc>
@@ -1044,7 +1044,7 @@
                 <w:szCs w:val="22"/>
                 <w:color w:val="000000"/>
               </w:rPr>
-              <w:t xml:space="preserve">1.935</w:t>
+              <w:t xml:space="preserve">1.199</w:t>
             </w:r>
           </w:p>
         </w:tc>
@@ -1099,7 +1099,7 @@
                 <w:szCs w:val="22"/>
                 <w:color w:val="000000"/>
               </w:rPr>
-              <w:t xml:space="preserve">0.030</w:t>
+              <w:t xml:space="preserve">0.169</w:t>
             </w:r>
           </w:p>
         </w:tc>
@@ -1154,7 +1154,7 @@
                 <w:szCs w:val="22"/>
                 <w:color w:val="000000"/>
               </w:rPr>
-              <w:t xml:space="preserve">**</w:t>
+              <w:t xml:space="preserve"/>
             </w:r>
           </w:p>
         </w:tc>
@@ -1209,7 +1209,7 @@
                 <w:szCs w:val="22"/>
                 <w:color w:val="000000"/>
               </w:rPr>
-              <w:t xml:space="preserve">5,486</w:t>
+              <w:t xml:space="preserve">5,468</w:t>
             </w:r>
           </w:p>
         </w:tc>
@@ -1269,7 +1269,7 @@
                 <w:szCs w:val="22"/>
                 <w:color w:val="000000"/>
               </w:rPr>
-              <w:t xml:space="preserve">Golpe A</w:t>
+              <w:t xml:space="preserve">Golpe costo</w:t>
             </w:r>
           </w:p>
         </w:tc>
@@ -1324,7 +1324,7 @@
                 <w:szCs w:val="22"/>
                 <w:color w:val="000000"/>
               </w:rPr>
-              <w:t xml:space="preserve">0.872</w:t>
+              <w:t xml:space="preserve">0.471</w:t>
             </w:r>
           </w:p>
         </w:tc>
@@ -1379,7 +1379,7 @@
                 <w:szCs w:val="22"/>
                 <w:color w:val="000000"/>
               </w:rPr>
-              <w:t xml:space="preserve">0.089</w:t>
+              <w:t xml:space="preserve">-0.325</w:t>
             </w:r>
           </w:p>
         </w:tc>
@@ -1434,7 +1434,7 @@
                 <w:szCs w:val="22"/>
                 <w:color w:val="000000"/>
               </w:rPr>
-              <w:t xml:space="preserve">1.655</w:t>
+              <w:t xml:space="preserve">1.267</w:t>
             </w:r>
           </w:p>
         </w:tc>
@@ -1489,7 +1489,7 @@
                 <w:szCs w:val="22"/>
                 <w:color w:val="000000"/>
               </w:rPr>
-              <w:t xml:space="preserve">0.029</w:t>
+              <w:t xml:space="preserve">0.247</w:t>
             </w:r>
           </w:p>
         </w:tc>
@@ -1544,7 +1544,7 @@
                 <w:szCs w:val="22"/>
                 <w:color w:val="000000"/>
               </w:rPr>
-              <w:t xml:space="preserve">**</w:t>
+              <w:t xml:space="preserve"/>
             </w:r>
           </w:p>
         </w:tc>
@@ -1599,7 +1599,7 @@
                 <w:szCs w:val="22"/>
                 <w:color w:val="000000"/>
               </w:rPr>
-              <w:t xml:space="preserve">5,417</w:t>
+              <w:t xml:space="preserve">5,916</w:t>
             </w:r>
           </w:p>
         </w:tc>
@@ -1659,7 +1659,7 @@
                 <w:szCs w:val="22"/>
                 <w:color w:val="000000"/>
               </w:rPr>
-              <w:t xml:space="preserve">Golpe C</w:t>
+              <w:t xml:space="preserve">Proporción de obreros</w:t>
             </w:r>
           </w:p>
         </w:tc>
@@ -1714,7 +1714,7 @@
                 <w:szCs w:val="22"/>
                 <w:color w:val="000000"/>
               </w:rPr>
-              <w:t xml:space="preserve">0.758</w:t>
+              <w:t xml:space="preserve">0.425</w:t>
             </w:r>
           </w:p>
         </w:tc>
@@ -1769,7 +1769,7 @@
                 <w:szCs w:val="22"/>
                 <w:color w:val="000000"/>
               </w:rPr>
-              <w:t xml:space="preserve">-0.134</w:t>
+              <w:t xml:space="preserve">-0.475</w:t>
             </w:r>
           </w:p>
         </w:tc>
@@ -1824,7 +1824,7 @@
                 <w:szCs w:val="22"/>
                 <w:color w:val="000000"/>
               </w:rPr>
-              <w:t xml:space="preserve">1.650</w:t>
+              <w:t xml:space="preserve">1.326</w:t>
             </w:r>
           </w:p>
         </w:tc>
@@ -1879,7 +1879,7 @@
                 <w:szCs w:val="22"/>
                 <w:color w:val="000000"/>
               </w:rPr>
-              <w:t xml:space="preserve">0.096</w:t>
+              <w:t xml:space="preserve">0.355</w:t>
             </w:r>
           </w:p>
         </w:tc>
@@ -1934,7 +1934,7 @@
                 <w:szCs w:val="22"/>
                 <w:color w:val="000000"/>
               </w:rPr>
-              <w:t xml:space="preserve">*</w:t>
+              <w:t xml:space="preserve"/>
             </w:r>
           </w:p>
         </w:tc>
@@ -1989,7 +1989,7 @@
                 <w:szCs w:val="22"/>
                 <w:color w:val="000000"/>
               </w:rPr>
-              <w:t xml:space="preserve">5,439</w:t>
+              <w:t xml:space="preserve">5,912</w:t>
             </w:r>
           </w:p>
         </w:tc>
@@ -2049,7 +2049,7 @@
                 <w:szCs w:val="22"/>
                 <w:color w:val="000000"/>
               </w:rPr>
-              <w:t xml:space="preserve">Exposure</w:t>
+              <w:t xml:space="preserve">Golpe C</w:t>
             </w:r>
           </w:p>
         </w:tc>
@@ -2104,7 +2104,7 @@
                 <w:szCs w:val="22"/>
                 <w:color w:val="000000"/>
               </w:rPr>
-              <w:t xml:space="preserve">0.457</w:t>
+              <w:t xml:space="preserve">0.382</w:t>
             </w:r>
           </w:p>
         </w:tc>
@@ -2159,7 +2159,7 @@
                 <w:szCs w:val="22"/>
                 <w:color w:val="000000"/>
               </w:rPr>
-              <w:t xml:space="preserve">-0.451</w:t>
+              <w:t xml:space="preserve">-0.393</w:t>
             </w:r>
           </w:p>
         </w:tc>
@@ -2214,7 +2214,7 @@
                 <w:szCs w:val="22"/>
                 <w:color w:val="000000"/>
               </w:rPr>
-              <w:t xml:space="preserve">1.366</w:t>
+              <w:t xml:space="preserve">1.158</w:t>
             </w:r>
           </w:p>
         </w:tc>
@@ -2269,7 +2269,7 @@
                 <w:szCs w:val="22"/>
                 <w:color w:val="000000"/>
               </w:rPr>
-              <w:t xml:space="preserve">0.324</w:t>
+              <w:t xml:space="preserve">0.334</w:t>
             </w:r>
           </w:p>
         </w:tc>
@@ -2379,7 +2379,7 @@
                 <w:szCs w:val="22"/>
                 <w:color w:val="000000"/>
               </w:rPr>
-              <w:t xml:space="preserve">5,912</w:t>
+              <w:t xml:space="preserve">5,468</w:t>
             </w:r>
           </w:p>
         </w:tc>
